--- a/lessons/5-3/downloads/reveal/teacher/5.3-exit-tickets.docx
+++ b/lessons/5-3/downloads/reveal/teacher/5.3-exit-tickets.docx
@@ -4,6 +4,7 @@
   <w:body>
     <w:p>
       <w:pPr>
+        <w:pStyle w:val="Heading1"/>
         <w:tabs>
           <w:tab w:val="left" w:pos="5200"/>
           <w:tab w:val="right" w:leader="underscore" w:pos="9504"/>
@@ -34,7 +35,7 @@
         <w:rPr>
           <w:rFonts w:ascii="Avenir Next" w:hAnsi="Avenir Next" w:cs="Avenir Next" w:eastAsia="Avenir Next"/>
           <w:color w:val="1A1A1A"/>
-          <w:sz w:val="18"/>
+          <w:sz w:val="22"/>
           <w:szCs w:val="18"/>
         </w:rPr>
         <w:t xml:space="preserve">Name</w:t>
@@ -153,25 +154,25 @@
                       <w:rFonts w:ascii="Avenir Next" w:hAnsi="Avenir Next" w:cs="Avenir Next" w:eastAsia="Avenir Next"/>
                       <w:b/>
                       <w:color w:val="1A1A1A"/>
+                      <w:sz w:val="22"/>
+                      <w:szCs w:val="20"/>
+                    </w:rPr>
+                    <w:t xml:space="preserve">1.</w:t>
+                  </w:r>
+                  <w:r>
+                    <w:rPr>
+                      <w:rFonts w:ascii="Avenir Next" w:hAnsi="Avenir Next" w:cs="Avenir Next" w:eastAsia="Avenir Next"/>
+                      <w:color w:val="1A1A1A"/>
                       <w:sz w:val="20"/>
                       <w:szCs w:val="20"/>
                     </w:rPr>
-                    <w:t xml:space="preserve">1.</w:t>
-                  </w:r>
-                  <w:r>
-                    <w:rPr>
-                      <w:rFonts w:ascii="Avenir Next" w:hAnsi="Avenir Next" w:cs="Avenir Next" w:eastAsia="Avenir Next"/>
-                      <w:color w:val="1A1A1A"/>
-                      <w:sz w:val="20"/>
-                      <w:szCs w:val="20"/>
-                    </w:rPr>
                     <w:tab/>
                   </w:r>
                   <w:r>
                     <w:rPr>
                       <w:rFonts w:ascii="Avenir Next" w:hAnsi="Avenir Next" w:cs="Avenir Next" w:eastAsia="Avenir Next"/>
                       <w:color w:val="1A1A1A"/>
-                      <w:sz w:val="20"/>
+                      <w:sz w:val="22"/>
                       <w:szCs w:val="20"/>
                     </w:rPr>
                     <w:t xml:space="preserve">This trapezoid has one square corner. Decompose it and find its area.</w:t>
@@ -248,25 +249,25 @@
                       <w:rFonts w:ascii="Avenir Next" w:hAnsi="Avenir Next" w:cs="Avenir Next" w:eastAsia="Avenir Next"/>
                       <w:b/>
                       <w:color w:val="1A1A1A"/>
+                      <w:sz w:val="22"/>
+                      <w:szCs w:val="18"/>
+                    </w:rPr>
+                    <w:t xml:space="preserve">Answer</w:t>
+                  </w:r>
+                  <w:r>
+                    <w:rPr>
+                      <w:rFonts w:ascii="Avenir Next" w:hAnsi="Avenir Next" w:cs="Avenir Next" w:eastAsia="Avenir Next"/>
+                      <w:color w:val="1A1A1A"/>
                       <w:sz w:val="18"/>
                       <w:szCs w:val="18"/>
                     </w:rPr>
-                    <w:t xml:space="preserve">Answer</w:t>
-                  </w:r>
-                  <w:r>
-                    <w:rPr>
-                      <w:rFonts w:ascii="Avenir Next" w:hAnsi="Avenir Next" w:cs="Avenir Next" w:eastAsia="Avenir Next"/>
-                      <w:color w:val="1A1A1A"/>
-                      <w:sz w:val="18"/>
-                      <w:szCs w:val="18"/>
-                    </w:rPr>
                     <w:tab/>
                   </w:r>
                   <w:r>
                     <w:rPr>
                       <w:rFonts w:ascii="Avenir Next" w:hAnsi="Avenir Next" w:cs="Avenir Next" w:eastAsia="Avenir Next"/>
                       <w:color w:val="1A1A1A"/>
-                      <w:sz w:val="18"/>
+                      <w:sz w:val="22"/>
                       <w:szCs w:val="18"/>
                     </w:rPr>
                     <w:t xml:space="preserve">  yd²</w:t>
@@ -287,7 +288,7 @@
                     <w:drawing>
                       <wp:inline distT="0" distB="0" distL="0" distR="0">
                         <wp:extent cx="1554480" cy="944172"/>
-                        <wp:docPr id="1" name="Figure 1"/>
+                        <wp:docPr id="1" name="Figure 1" descr="Polygon. Labels: 0, 17 yd, 2, 9 yd, 3, 12 yd. Vertices: 0, 0, 17, 0, 9, 12, 0, 12."/>
                         <a:graphic xmlns:a="http://schemas.openxmlformats.org/drawingml/2006/main">
                           <a:graphicData uri="http://schemas.openxmlformats.org/drawingml/2006/picture">
                             <pic:pic xmlns:pic="http://schemas.openxmlformats.org/drawingml/2006/picture">
@@ -385,7 +386,7 @@
                 <w:rFonts w:ascii="Avenir Next" w:hAnsi="Avenir Next" w:cs="Avenir Next" w:eastAsia="Avenir Next"/>
                 <w:b/>
                 <w:color w:val="1A1A1A"/>
-                <w:sz w:val="20"/>
+                <w:sz w:val="22"/>
                 <w:szCs w:val="20"/>
               </w:rPr>
               <w:t xml:space="preserve">2.</w:t>
@@ -403,7 +404,7 @@
               <w:rPr>
                 <w:rFonts w:ascii="Avenir Next" w:hAnsi="Avenir Next" w:cs="Avenir Next" w:eastAsia="Avenir Next"/>
                 <w:color w:val="1A1A1A"/>
-                <w:sz w:val="20"/>
+                <w:sz w:val="22"/>
                 <w:szCs w:val="20"/>
               </w:rPr>
               <w:t xml:space="preserve">A trapezoid has bases 12 cm and 20 cm and a height of 7 cm. It is cut into a rectangle and two triangles.</w:t>
@@ -458,10 +459,28 @@
                       <w:rFonts w:ascii="Avenir Next" w:hAnsi="Avenir Next" w:cs="Avenir Next" w:eastAsia="Avenir Next"/>
                       <w:b/>
                       <w:color w:val="003A70"/>
+                      <w:sz w:val="22"/>
+                      <w:szCs w:val="20"/>
+                    </w:rPr>
+                    <w:t xml:space="preserve">a.</w:t>
+                  </w:r>
+                  <w:r>
+                    <w:rPr>
+                      <w:rFonts w:ascii="Avenir Next" w:hAnsi="Avenir Next" w:cs="Avenir Next" w:eastAsia="Avenir Next"/>
+                      <w:color w:val="1A1A1A"/>
                       <w:sz w:val="20"/>
                       <w:szCs w:val="20"/>
                     </w:rPr>
-                    <w:t xml:space="preserve">a.</w:t>
+                    <w:tab/>
+                  </w:r>
+                  <w:r>
+                    <w:rPr>
+                      <w:rFonts w:ascii="Avenir Next" w:hAnsi="Avenir Next" w:cs="Avenir Next" w:eastAsia="Avenir Next"/>
+                      <w:color w:val="1A1A1A"/>
+                      <w:sz w:val="22"/>
+                      <w:szCs w:val="20"/>
+                    </w:rPr>
+                    <w:t xml:space="preserve">rectangle =</w:t>
                   </w:r>
                   <w:r>
                     <w:rPr>
@@ -470,7 +489,7 @@
                       <w:sz w:val="20"/>
                       <w:szCs w:val="20"/>
                     </w:rPr>
-                    <w:tab/>
+                    <w:t xml:space="preserve">  </w:t>
                   </w:r>
                   <w:r>
                     <w:rPr>
@@ -478,24 +497,6 @@
                       <w:color w:val="1A1A1A"/>
                       <w:sz w:val="20"/>
                       <w:szCs w:val="20"/>
-                    </w:rPr>
-                    <w:t xml:space="preserve">rectangle =</w:t>
-                  </w:r>
-                  <w:r>
-                    <w:rPr>
-                      <w:rFonts w:ascii="Avenir Next" w:hAnsi="Avenir Next" w:cs="Avenir Next" w:eastAsia="Avenir Next"/>
-                      <w:color w:val="1A1A1A"/>
-                      <w:sz w:val="20"/>
-                      <w:szCs w:val="20"/>
-                    </w:rPr>
-                    <w:t xml:space="preserve">  </w:t>
-                  </w:r>
-                  <w:r>
-                    <w:rPr>
-                      <w:rFonts w:ascii="Avenir Next" w:hAnsi="Avenir Next" w:cs="Avenir Next" w:eastAsia="Avenir Next"/>
-                      <w:color w:val="1A1A1A"/>
-                      <w:sz w:val="20"/>
-                      <w:szCs w:val="20"/>
                       <w:u w:val="single"/>
                     </w:rPr>
                     <w:t xml:space="preserve">              </w:t>
@@ -504,7 +505,7 @@
                     <w:rPr>
                       <w:rFonts w:ascii="Avenir Next" w:hAnsi="Avenir Next" w:cs="Avenir Next" w:eastAsia="Avenir Next"/>
                       <w:color w:val="1A1A1A"/>
-                      <w:sz w:val="20"/>
+                      <w:sz w:val="22"/>
                       <w:szCs w:val="20"/>
                     </w:rPr>
                     <w:t xml:space="preserve"> cm²</w:t>
@@ -529,10 +530,28 @@
                       <w:rFonts w:ascii="Avenir Next" w:hAnsi="Avenir Next" w:cs="Avenir Next" w:eastAsia="Avenir Next"/>
                       <w:b/>
                       <w:color w:val="003A70"/>
+                      <w:sz w:val="22"/>
+                      <w:szCs w:val="20"/>
+                    </w:rPr>
+                    <w:t xml:space="preserve">b.</w:t>
+                  </w:r>
+                  <w:r>
+                    <w:rPr>
+                      <w:rFonts w:ascii="Avenir Next" w:hAnsi="Avenir Next" w:cs="Avenir Next" w:eastAsia="Avenir Next"/>
+                      <w:color w:val="1A1A1A"/>
                       <w:sz w:val="20"/>
                       <w:szCs w:val="20"/>
                     </w:rPr>
-                    <w:t xml:space="preserve">b.</w:t>
+                    <w:tab/>
+                  </w:r>
+                  <w:r>
+                    <w:rPr>
+                      <w:rFonts w:ascii="Avenir Next" w:hAnsi="Avenir Next" w:cs="Avenir Next" w:eastAsia="Avenir Next"/>
+                      <w:color w:val="1A1A1A"/>
+                      <w:sz w:val="22"/>
+                      <w:szCs w:val="20"/>
+                    </w:rPr>
+                    <w:t xml:space="preserve">both triangles =</w:t>
                   </w:r>
                   <w:r>
                     <w:rPr>
@@ -541,7 +560,7 @@
                       <w:sz w:val="20"/>
                       <w:szCs w:val="20"/>
                     </w:rPr>
-                    <w:tab/>
+                    <w:t xml:space="preserve">  </w:t>
                   </w:r>
                   <w:r>
                     <w:rPr>
@@ -549,24 +568,6 @@
                       <w:color w:val="1A1A1A"/>
                       <w:sz w:val="20"/>
                       <w:szCs w:val="20"/>
-                    </w:rPr>
-                    <w:t xml:space="preserve">both triangles =</w:t>
-                  </w:r>
-                  <w:r>
-                    <w:rPr>
-                      <w:rFonts w:ascii="Avenir Next" w:hAnsi="Avenir Next" w:cs="Avenir Next" w:eastAsia="Avenir Next"/>
-                      <w:color w:val="1A1A1A"/>
-                      <w:sz w:val="20"/>
-                      <w:szCs w:val="20"/>
-                    </w:rPr>
-                    <w:t xml:space="preserve">  </w:t>
-                  </w:r>
-                  <w:r>
-                    <w:rPr>
-                      <w:rFonts w:ascii="Avenir Next" w:hAnsi="Avenir Next" w:cs="Avenir Next" w:eastAsia="Avenir Next"/>
-                      <w:color w:val="1A1A1A"/>
-                      <w:sz w:val="20"/>
-                      <w:szCs w:val="20"/>
                       <w:u w:val="single"/>
                     </w:rPr>
                     <w:t xml:space="preserve">              </w:t>
@@ -575,7 +576,7 @@
                     <w:rPr>
                       <w:rFonts w:ascii="Avenir Next" w:hAnsi="Avenir Next" w:cs="Avenir Next" w:eastAsia="Avenir Next"/>
                       <w:color w:val="1A1A1A"/>
-                      <w:sz w:val="20"/>
+                      <w:sz w:val="22"/>
                       <w:szCs w:val="20"/>
                     </w:rPr>
                     <w:t xml:space="preserve"> cm²</w:t>
@@ -649,7 +650,7 @@
                 <w:rFonts w:ascii="Avenir Next" w:hAnsi="Avenir Next" w:cs="Avenir Next" w:eastAsia="Avenir Next"/>
                 <w:b/>
                 <w:color w:val="1A1A1A"/>
-                <w:sz w:val="20"/>
+                <w:sz w:val="22"/>
                 <w:szCs w:val="20"/>
               </w:rPr>
               <w:t xml:space="preserve">3.</w:t>
@@ -667,7 +668,7 @@
               <w:rPr>
                 <w:rFonts w:ascii="Avenir Next" w:hAnsi="Avenir Next" w:cs="Avenir Next" w:eastAsia="Avenir Next"/>
                 <w:color w:val="1A1A1A"/>
-                <w:sz w:val="20"/>
+                <w:sz w:val="22"/>
                 <w:szCs w:val="20"/>
               </w:rPr>
               <w:t xml:space="preserve">After you decompose a trapezoid, how do you find its total area?</w:t>
@@ -720,25 +721,25 @@
                       <w:rFonts w:ascii="Avenir Next" w:hAnsi="Avenir Next" w:cs="Avenir Next" w:eastAsia="Avenir Next"/>
                       <w:b/>
                       <w:color w:val="003A70"/>
+                      <w:sz w:val="22"/>
+                      <w:szCs w:val="19"/>
+                    </w:rPr>
+                    <w:t xml:space="preserve">A</w:t>
+                  </w:r>
+                  <w:r>
+                    <w:rPr>
+                      <w:rFonts w:ascii="Avenir Next" w:hAnsi="Avenir Next" w:cs="Avenir Next" w:eastAsia="Avenir Next"/>
+                      <w:color w:val="1A1A1A"/>
                       <w:sz w:val="19"/>
                       <w:szCs w:val="19"/>
                     </w:rPr>
-                    <w:t xml:space="preserve">A</w:t>
-                  </w:r>
-                  <w:r>
-                    <w:rPr>
-                      <w:rFonts w:ascii="Avenir Next" w:hAnsi="Avenir Next" w:cs="Avenir Next" w:eastAsia="Avenir Next"/>
-                      <w:color w:val="1A1A1A"/>
-                      <w:sz w:val="19"/>
-                      <w:szCs w:val="19"/>
-                    </w:rPr>
                     <w:tab/>
                   </w:r>
                   <w:r>
                     <w:rPr>
                       <w:rFonts w:ascii="Avenir Next" w:hAnsi="Avenir Next" w:cs="Avenir Next" w:eastAsia="Avenir Next"/>
                       <w:color w:val="1A1A1A"/>
-                      <w:sz w:val="19"/>
+                      <w:sz w:val="22"/>
                       <w:szCs w:val="19"/>
                     </w:rPr>
                     <w:t xml:space="preserve">Add the areas of the pieces.</w:t>
@@ -768,25 +769,25 @@
                       <w:rFonts w:ascii="Avenir Next" w:hAnsi="Avenir Next" w:cs="Avenir Next" w:eastAsia="Avenir Next"/>
                       <w:b/>
                       <w:color w:val="003A70"/>
+                      <w:sz w:val="22"/>
+                      <w:szCs w:val="19"/>
+                    </w:rPr>
+                    <w:t xml:space="preserve">B</w:t>
+                  </w:r>
+                  <w:r>
+                    <w:rPr>
+                      <w:rFonts w:ascii="Avenir Next" w:hAnsi="Avenir Next" w:cs="Avenir Next" w:eastAsia="Avenir Next"/>
+                      <w:color w:val="1A1A1A"/>
                       <w:sz w:val="19"/>
                       <w:szCs w:val="19"/>
                     </w:rPr>
-                    <w:t xml:space="preserve">B</w:t>
-                  </w:r>
-                  <w:r>
-                    <w:rPr>
-                      <w:rFonts w:ascii="Avenir Next" w:hAnsi="Avenir Next" w:cs="Avenir Next" w:eastAsia="Avenir Next"/>
-                      <w:color w:val="1A1A1A"/>
-                      <w:sz w:val="19"/>
-                      <w:szCs w:val="19"/>
-                    </w:rPr>
                     <w:tab/>
                   </w:r>
                   <w:r>
                     <w:rPr>
                       <w:rFonts w:ascii="Avenir Next" w:hAnsi="Avenir Next" w:cs="Avenir Next" w:eastAsia="Avenir Next"/>
                       <w:color w:val="1A1A1A"/>
-                      <w:sz w:val="19"/>
+                      <w:sz w:val="22"/>
                       <w:szCs w:val="19"/>
                     </w:rPr>
                     <w:t xml:space="preserve">Multiply the areas of the pieces.</w:t>
@@ -816,25 +817,25 @@
                       <w:rFonts w:ascii="Avenir Next" w:hAnsi="Avenir Next" w:cs="Avenir Next" w:eastAsia="Avenir Next"/>
                       <w:b/>
                       <w:color w:val="003A70"/>
+                      <w:sz w:val="22"/>
+                      <w:szCs w:val="19"/>
+                    </w:rPr>
+                    <w:t xml:space="preserve">C</w:t>
+                  </w:r>
+                  <w:r>
+                    <w:rPr>
+                      <w:rFonts w:ascii="Avenir Next" w:hAnsi="Avenir Next" w:cs="Avenir Next" w:eastAsia="Avenir Next"/>
+                      <w:color w:val="1A1A1A"/>
                       <w:sz w:val="19"/>
                       <w:szCs w:val="19"/>
                     </w:rPr>
-                    <w:t xml:space="preserve">C</w:t>
-                  </w:r>
-                  <w:r>
-                    <w:rPr>
-                      <w:rFonts w:ascii="Avenir Next" w:hAnsi="Avenir Next" w:cs="Avenir Next" w:eastAsia="Avenir Next"/>
-                      <w:color w:val="1A1A1A"/>
-                      <w:sz w:val="19"/>
-                      <w:szCs w:val="19"/>
-                    </w:rPr>
                     <w:tab/>
                   </w:r>
                   <w:r>
                     <w:rPr>
                       <w:rFonts w:ascii="Avenir Next" w:hAnsi="Avenir Next" w:cs="Avenir Next" w:eastAsia="Avenir Next"/>
                       <w:color w:val="1A1A1A"/>
-                      <w:sz w:val="19"/>
+                      <w:sz w:val="22"/>
                       <w:szCs w:val="19"/>
                     </w:rPr>
                     <w:t xml:space="preserve">Use only the rectangle.</w:t>
@@ -864,25 +865,25 @@
                       <w:rFonts w:ascii="Avenir Next" w:hAnsi="Avenir Next" w:cs="Avenir Next" w:eastAsia="Avenir Next"/>
                       <w:b/>
                       <w:color w:val="003A70"/>
+                      <w:sz w:val="22"/>
+                      <w:szCs w:val="19"/>
+                    </w:rPr>
+                    <w:t xml:space="preserve">D</w:t>
+                  </w:r>
+                  <w:r>
+                    <w:rPr>
+                      <w:rFonts w:ascii="Avenir Next" w:hAnsi="Avenir Next" w:cs="Avenir Next" w:eastAsia="Avenir Next"/>
+                      <w:color w:val="1A1A1A"/>
                       <w:sz w:val="19"/>
                       <w:szCs w:val="19"/>
                     </w:rPr>
-                    <w:t xml:space="preserve">D</w:t>
-                  </w:r>
-                  <w:r>
-                    <w:rPr>
-                      <w:rFonts w:ascii="Avenir Next" w:hAnsi="Avenir Next" w:cs="Avenir Next" w:eastAsia="Avenir Next"/>
-                      <w:color w:val="1A1A1A"/>
-                      <w:sz w:val="19"/>
-                      <w:szCs w:val="19"/>
-                    </w:rPr>
                     <w:tab/>
                   </w:r>
                   <w:r>
                     <w:rPr>
                       <w:rFonts w:ascii="Avenir Next" w:hAnsi="Avenir Next" w:cs="Avenir Next" w:eastAsia="Avenir Next"/>
                       <w:color w:val="1A1A1A"/>
-                      <w:sz w:val="19"/>
+                      <w:sz w:val="22"/>
                       <w:szCs w:val="19"/>
                     </w:rPr>
                     <w:t xml:space="preserve">Subtract the triangles from the rectangle.</w:t>
@@ -932,7 +933,7 @@
         <w:rPr>
           <w:rFonts w:ascii="Avenir Next" w:hAnsi="Avenir Next" w:cs="Avenir Next" w:eastAsia="Avenir Next"/>
           <w:color w:val="1A1A1A"/>
-          <w:sz w:val="17"/>
+          <w:sz w:val="22"/>
           <w:szCs w:val="17"/>
         </w:rPr>
         <w:t xml:space="preserve">  I got it</w:t>
@@ -950,7 +951,7 @@
         <w:rPr>
           <w:rFonts w:ascii="Avenir Next" w:hAnsi="Avenir Next" w:cs="Avenir Next" w:eastAsia="Avenir Next"/>
           <w:color w:val="1A1A1A"/>
-          <w:sz w:val="17"/>
+          <w:sz w:val="22"/>
           <w:szCs w:val="17"/>
         </w:rPr>
         <w:t xml:space="preserve">  Almost</w:t>
@@ -968,7 +969,7 @@
         <w:rPr>
           <w:rFonts w:ascii="Avenir Next" w:hAnsi="Avenir Next" w:cs="Avenir Next" w:eastAsia="Avenir Next"/>
           <w:color w:val="1A1A1A"/>
-          <w:sz w:val="17"/>
+          <w:sz w:val="22"/>
           <w:szCs w:val="17"/>
         </w:rPr>
         <w:t xml:space="preserve">  I need help</w:t>
@@ -1025,7 +1026,7 @@
         <w:rPr>
           <w:rFonts w:ascii="Avenir Next" w:hAnsi="Avenir Next" w:cs="Avenir Next" w:eastAsia="Avenir Next"/>
           <w:color w:val="1A1A1A"/>
-          <w:sz w:val="18"/>
+          <w:sz w:val="22"/>
           <w:szCs w:val="18"/>
         </w:rPr>
         <w:t xml:space="preserve">Name</w:t>
@@ -1144,25 +1145,25 @@
                       <w:rFonts w:ascii="Avenir Next" w:hAnsi="Avenir Next" w:cs="Avenir Next" w:eastAsia="Avenir Next"/>
                       <w:b/>
                       <w:color w:val="1A1A1A"/>
+                      <w:sz w:val="22"/>
+                      <w:szCs w:val="20"/>
+                    </w:rPr>
+                    <w:t xml:space="preserve">1.</w:t>
+                  </w:r>
+                  <w:r>
+                    <w:rPr>
+                      <w:rFonts w:ascii="Avenir Next" w:hAnsi="Avenir Next" w:cs="Avenir Next" w:eastAsia="Avenir Next"/>
+                      <w:color w:val="1A1A1A"/>
                       <w:sz w:val="20"/>
                       <w:szCs w:val="20"/>
                     </w:rPr>
-                    <w:t xml:space="preserve">1.</w:t>
-                  </w:r>
-                  <w:r>
-                    <w:rPr>
-                      <w:rFonts w:ascii="Avenir Next" w:hAnsi="Avenir Next" w:cs="Avenir Next" w:eastAsia="Avenir Next"/>
-                      <w:color w:val="1A1A1A"/>
-                      <w:sz w:val="20"/>
-                      <w:szCs w:val="20"/>
-                    </w:rPr>
                     <w:tab/>
                   </w:r>
                   <w:r>
                     <w:rPr>
                       <w:rFonts w:ascii="Avenir Next" w:hAnsi="Avenir Next" w:cs="Avenir Next" w:eastAsia="Avenir Next"/>
                       <w:color w:val="1A1A1A"/>
-                      <w:sz w:val="20"/>
+                      <w:sz w:val="22"/>
                       <w:szCs w:val="20"/>
                     </w:rPr>
                     <w:t xml:space="preserve">This trapezoid has one square corner. Decompose it and find its area.</w:t>
@@ -1239,25 +1240,25 @@
                       <w:rFonts w:ascii="Avenir Next" w:hAnsi="Avenir Next" w:cs="Avenir Next" w:eastAsia="Avenir Next"/>
                       <w:b/>
                       <w:color w:val="1A1A1A"/>
+                      <w:sz w:val="22"/>
+                      <w:szCs w:val="18"/>
+                    </w:rPr>
+                    <w:t xml:space="preserve">Answer</w:t>
+                  </w:r>
+                  <w:r>
+                    <w:rPr>
+                      <w:rFonts w:ascii="Avenir Next" w:hAnsi="Avenir Next" w:cs="Avenir Next" w:eastAsia="Avenir Next"/>
+                      <w:color w:val="1A1A1A"/>
                       <w:sz w:val="18"/>
                       <w:szCs w:val="18"/>
                     </w:rPr>
-                    <w:t xml:space="preserve">Answer</w:t>
-                  </w:r>
-                  <w:r>
-                    <w:rPr>
-                      <w:rFonts w:ascii="Avenir Next" w:hAnsi="Avenir Next" w:cs="Avenir Next" w:eastAsia="Avenir Next"/>
-                      <w:color w:val="1A1A1A"/>
-                      <w:sz w:val="18"/>
-                      <w:szCs w:val="18"/>
-                    </w:rPr>
                     <w:tab/>
                   </w:r>
                   <w:r>
                     <w:rPr>
                       <w:rFonts w:ascii="Avenir Next" w:hAnsi="Avenir Next" w:cs="Avenir Next" w:eastAsia="Avenir Next"/>
                       <w:color w:val="1A1A1A"/>
-                      <w:sz w:val="18"/>
+                      <w:sz w:val="22"/>
                       <w:szCs w:val="18"/>
                     </w:rPr>
                     <w:t xml:space="preserve">  yd²</w:t>
@@ -1278,7 +1279,7 @@
                     <w:drawing>
                       <wp:inline distT="0" distB="0" distL="0" distR="0">
                         <wp:extent cx="1554480" cy="944172"/>
-                        <wp:docPr id="2" name="Figure 2"/>
+                        <wp:docPr id="2" name="Figure 2" descr="Polygon. Labels: 0, 17 yd, 2, 9 yd, 3, 12 yd. Vertices: 0, 0, 17, 0, 9, 12, 0, 12."/>
                         <a:graphic xmlns:a="http://schemas.openxmlformats.org/drawingml/2006/main">
                           <a:graphicData uri="http://schemas.openxmlformats.org/drawingml/2006/picture">
                             <pic:pic xmlns:pic="http://schemas.openxmlformats.org/drawingml/2006/picture">
@@ -1376,7 +1377,7 @@
                 <w:rFonts w:ascii="Avenir Next" w:hAnsi="Avenir Next" w:cs="Avenir Next" w:eastAsia="Avenir Next"/>
                 <w:b/>
                 <w:color w:val="1A1A1A"/>
-                <w:sz w:val="20"/>
+                <w:sz w:val="22"/>
                 <w:szCs w:val="20"/>
               </w:rPr>
               <w:t xml:space="preserve">2.</w:t>
@@ -1394,7 +1395,7 @@
               <w:rPr>
                 <w:rFonts w:ascii="Avenir Next" w:hAnsi="Avenir Next" w:cs="Avenir Next" w:eastAsia="Avenir Next"/>
                 <w:color w:val="1A1A1A"/>
-                <w:sz w:val="20"/>
+                <w:sz w:val="22"/>
                 <w:szCs w:val="20"/>
               </w:rPr>
               <w:t xml:space="preserve">A trapezoid has bases 12 cm and 20 cm and a height of 7 cm. It is cut into a rectangle and two triangles.</w:t>
@@ -1449,10 +1450,28 @@
                       <w:rFonts w:ascii="Avenir Next" w:hAnsi="Avenir Next" w:cs="Avenir Next" w:eastAsia="Avenir Next"/>
                       <w:b/>
                       <w:color w:val="003A70"/>
+                      <w:sz w:val="22"/>
+                      <w:szCs w:val="20"/>
+                    </w:rPr>
+                    <w:t xml:space="preserve">a.</w:t>
+                  </w:r>
+                  <w:r>
+                    <w:rPr>
+                      <w:rFonts w:ascii="Avenir Next" w:hAnsi="Avenir Next" w:cs="Avenir Next" w:eastAsia="Avenir Next"/>
+                      <w:color w:val="1A1A1A"/>
                       <w:sz w:val="20"/>
                       <w:szCs w:val="20"/>
                     </w:rPr>
-                    <w:t xml:space="preserve">a.</w:t>
+                    <w:tab/>
+                  </w:r>
+                  <w:r>
+                    <w:rPr>
+                      <w:rFonts w:ascii="Avenir Next" w:hAnsi="Avenir Next" w:cs="Avenir Next" w:eastAsia="Avenir Next"/>
+                      <w:color w:val="1A1A1A"/>
+                      <w:sz w:val="22"/>
+                      <w:szCs w:val="20"/>
+                    </w:rPr>
+                    <w:t xml:space="preserve">rectangle =</w:t>
                   </w:r>
                   <w:r>
                     <w:rPr>
@@ -1461,7 +1480,7 @@
                       <w:sz w:val="20"/>
                       <w:szCs w:val="20"/>
                     </w:rPr>
-                    <w:tab/>
+                    <w:t xml:space="preserve">  </w:t>
                   </w:r>
                   <w:r>
                     <w:rPr>
@@ -1469,24 +1488,6 @@
                       <w:color w:val="1A1A1A"/>
                       <w:sz w:val="20"/>
                       <w:szCs w:val="20"/>
-                    </w:rPr>
-                    <w:t xml:space="preserve">rectangle =</w:t>
-                  </w:r>
-                  <w:r>
-                    <w:rPr>
-                      <w:rFonts w:ascii="Avenir Next" w:hAnsi="Avenir Next" w:cs="Avenir Next" w:eastAsia="Avenir Next"/>
-                      <w:color w:val="1A1A1A"/>
-                      <w:sz w:val="20"/>
-                      <w:szCs w:val="20"/>
-                    </w:rPr>
-                    <w:t xml:space="preserve">  </w:t>
-                  </w:r>
-                  <w:r>
-                    <w:rPr>
-                      <w:rFonts w:ascii="Avenir Next" w:hAnsi="Avenir Next" w:cs="Avenir Next" w:eastAsia="Avenir Next"/>
-                      <w:color w:val="1A1A1A"/>
-                      <w:sz w:val="20"/>
-                      <w:szCs w:val="20"/>
                       <w:u w:val="single"/>
                     </w:rPr>
                     <w:t xml:space="preserve">              </w:t>
@@ -1495,7 +1496,7 @@
                     <w:rPr>
                       <w:rFonts w:ascii="Avenir Next" w:hAnsi="Avenir Next" w:cs="Avenir Next" w:eastAsia="Avenir Next"/>
                       <w:color w:val="1A1A1A"/>
-                      <w:sz w:val="20"/>
+                      <w:sz w:val="22"/>
                       <w:szCs w:val="20"/>
                     </w:rPr>
                     <w:t xml:space="preserve"> cm²</w:t>
@@ -1520,10 +1521,28 @@
                       <w:rFonts w:ascii="Avenir Next" w:hAnsi="Avenir Next" w:cs="Avenir Next" w:eastAsia="Avenir Next"/>
                       <w:b/>
                       <w:color w:val="003A70"/>
+                      <w:sz w:val="22"/>
+                      <w:szCs w:val="20"/>
+                    </w:rPr>
+                    <w:t xml:space="preserve">b.</w:t>
+                  </w:r>
+                  <w:r>
+                    <w:rPr>
+                      <w:rFonts w:ascii="Avenir Next" w:hAnsi="Avenir Next" w:cs="Avenir Next" w:eastAsia="Avenir Next"/>
+                      <w:color w:val="1A1A1A"/>
                       <w:sz w:val="20"/>
                       <w:szCs w:val="20"/>
                     </w:rPr>
-                    <w:t xml:space="preserve">b.</w:t>
+                    <w:tab/>
+                  </w:r>
+                  <w:r>
+                    <w:rPr>
+                      <w:rFonts w:ascii="Avenir Next" w:hAnsi="Avenir Next" w:cs="Avenir Next" w:eastAsia="Avenir Next"/>
+                      <w:color w:val="1A1A1A"/>
+                      <w:sz w:val="22"/>
+                      <w:szCs w:val="20"/>
+                    </w:rPr>
+                    <w:t xml:space="preserve">both triangles =</w:t>
                   </w:r>
                   <w:r>
                     <w:rPr>
@@ -1532,7 +1551,7 @@
                       <w:sz w:val="20"/>
                       <w:szCs w:val="20"/>
                     </w:rPr>
-                    <w:tab/>
+                    <w:t xml:space="preserve">  </w:t>
                   </w:r>
                   <w:r>
                     <w:rPr>
@@ -1540,24 +1559,6 @@
                       <w:color w:val="1A1A1A"/>
                       <w:sz w:val="20"/>
                       <w:szCs w:val="20"/>
-                    </w:rPr>
-                    <w:t xml:space="preserve">both triangles =</w:t>
-                  </w:r>
-                  <w:r>
-                    <w:rPr>
-                      <w:rFonts w:ascii="Avenir Next" w:hAnsi="Avenir Next" w:cs="Avenir Next" w:eastAsia="Avenir Next"/>
-                      <w:color w:val="1A1A1A"/>
-                      <w:sz w:val="20"/>
-                      <w:szCs w:val="20"/>
-                    </w:rPr>
-                    <w:t xml:space="preserve">  </w:t>
-                  </w:r>
-                  <w:r>
-                    <w:rPr>
-                      <w:rFonts w:ascii="Avenir Next" w:hAnsi="Avenir Next" w:cs="Avenir Next" w:eastAsia="Avenir Next"/>
-                      <w:color w:val="1A1A1A"/>
-                      <w:sz w:val="20"/>
-                      <w:szCs w:val="20"/>
                       <w:u w:val="single"/>
                     </w:rPr>
                     <w:t xml:space="preserve">              </w:t>
@@ -1566,7 +1567,7 @@
                     <w:rPr>
                       <w:rFonts w:ascii="Avenir Next" w:hAnsi="Avenir Next" w:cs="Avenir Next" w:eastAsia="Avenir Next"/>
                       <w:color w:val="1A1A1A"/>
-                      <w:sz w:val="20"/>
+                      <w:sz w:val="22"/>
                       <w:szCs w:val="20"/>
                     </w:rPr>
                     <w:t xml:space="preserve"> cm²</w:t>
@@ -1640,7 +1641,7 @@
                 <w:rFonts w:ascii="Avenir Next" w:hAnsi="Avenir Next" w:cs="Avenir Next" w:eastAsia="Avenir Next"/>
                 <w:b/>
                 <w:color w:val="1A1A1A"/>
-                <w:sz w:val="20"/>
+                <w:sz w:val="22"/>
                 <w:szCs w:val="20"/>
               </w:rPr>
               <w:t xml:space="preserve">3.</w:t>
@@ -1658,7 +1659,7 @@
               <w:rPr>
                 <w:rFonts w:ascii="Avenir Next" w:hAnsi="Avenir Next" w:cs="Avenir Next" w:eastAsia="Avenir Next"/>
                 <w:color w:val="1A1A1A"/>
-                <w:sz w:val="20"/>
+                <w:sz w:val="22"/>
                 <w:szCs w:val="20"/>
               </w:rPr>
               <w:t xml:space="preserve">After you decompose a trapezoid, how do you find its total area?</w:t>
@@ -1711,25 +1712,25 @@
                       <w:rFonts w:ascii="Avenir Next" w:hAnsi="Avenir Next" w:cs="Avenir Next" w:eastAsia="Avenir Next"/>
                       <w:b/>
                       <w:color w:val="003A70"/>
+                      <w:sz w:val="22"/>
+                      <w:szCs w:val="19"/>
+                    </w:rPr>
+                    <w:t xml:space="preserve">A</w:t>
+                  </w:r>
+                  <w:r>
+                    <w:rPr>
+                      <w:rFonts w:ascii="Avenir Next" w:hAnsi="Avenir Next" w:cs="Avenir Next" w:eastAsia="Avenir Next"/>
+                      <w:color w:val="1A1A1A"/>
                       <w:sz w:val="19"/>
                       <w:szCs w:val="19"/>
                     </w:rPr>
-                    <w:t xml:space="preserve">A</w:t>
-                  </w:r>
-                  <w:r>
-                    <w:rPr>
-                      <w:rFonts w:ascii="Avenir Next" w:hAnsi="Avenir Next" w:cs="Avenir Next" w:eastAsia="Avenir Next"/>
-                      <w:color w:val="1A1A1A"/>
-                      <w:sz w:val="19"/>
-                      <w:szCs w:val="19"/>
-                    </w:rPr>
                     <w:tab/>
                   </w:r>
                   <w:r>
                     <w:rPr>
                       <w:rFonts w:ascii="Avenir Next" w:hAnsi="Avenir Next" w:cs="Avenir Next" w:eastAsia="Avenir Next"/>
                       <w:color w:val="1A1A1A"/>
-                      <w:sz w:val="19"/>
+                      <w:sz w:val="22"/>
                       <w:szCs w:val="19"/>
                     </w:rPr>
                     <w:t xml:space="preserve">Add the areas of the pieces.</w:t>
@@ -1759,25 +1760,25 @@
                       <w:rFonts w:ascii="Avenir Next" w:hAnsi="Avenir Next" w:cs="Avenir Next" w:eastAsia="Avenir Next"/>
                       <w:b/>
                       <w:color w:val="003A70"/>
+                      <w:sz w:val="22"/>
+                      <w:szCs w:val="19"/>
+                    </w:rPr>
+                    <w:t xml:space="preserve">B</w:t>
+                  </w:r>
+                  <w:r>
+                    <w:rPr>
+                      <w:rFonts w:ascii="Avenir Next" w:hAnsi="Avenir Next" w:cs="Avenir Next" w:eastAsia="Avenir Next"/>
+                      <w:color w:val="1A1A1A"/>
                       <w:sz w:val="19"/>
                       <w:szCs w:val="19"/>
                     </w:rPr>
-                    <w:t xml:space="preserve">B</w:t>
-                  </w:r>
-                  <w:r>
-                    <w:rPr>
-                      <w:rFonts w:ascii="Avenir Next" w:hAnsi="Avenir Next" w:cs="Avenir Next" w:eastAsia="Avenir Next"/>
-                      <w:color w:val="1A1A1A"/>
-                      <w:sz w:val="19"/>
-                      <w:szCs w:val="19"/>
-                    </w:rPr>
                     <w:tab/>
                   </w:r>
                   <w:r>
                     <w:rPr>
                       <w:rFonts w:ascii="Avenir Next" w:hAnsi="Avenir Next" w:cs="Avenir Next" w:eastAsia="Avenir Next"/>
                       <w:color w:val="1A1A1A"/>
-                      <w:sz w:val="19"/>
+                      <w:sz w:val="22"/>
                       <w:szCs w:val="19"/>
                     </w:rPr>
                     <w:t xml:space="preserve">Multiply the areas of the pieces.</w:t>
@@ -1807,25 +1808,25 @@
                       <w:rFonts w:ascii="Avenir Next" w:hAnsi="Avenir Next" w:cs="Avenir Next" w:eastAsia="Avenir Next"/>
                       <w:b/>
                       <w:color w:val="003A70"/>
+                      <w:sz w:val="22"/>
+                      <w:szCs w:val="19"/>
+                    </w:rPr>
+                    <w:t xml:space="preserve">C</w:t>
+                  </w:r>
+                  <w:r>
+                    <w:rPr>
+                      <w:rFonts w:ascii="Avenir Next" w:hAnsi="Avenir Next" w:cs="Avenir Next" w:eastAsia="Avenir Next"/>
+                      <w:color w:val="1A1A1A"/>
                       <w:sz w:val="19"/>
                       <w:szCs w:val="19"/>
                     </w:rPr>
-                    <w:t xml:space="preserve">C</w:t>
-                  </w:r>
-                  <w:r>
-                    <w:rPr>
-                      <w:rFonts w:ascii="Avenir Next" w:hAnsi="Avenir Next" w:cs="Avenir Next" w:eastAsia="Avenir Next"/>
-                      <w:color w:val="1A1A1A"/>
-                      <w:sz w:val="19"/>
-                      <w:szCs w:val="19"/>
-                    </w:rPr>
                     <w:tab/>
                   </w:r>
                   <w:r>
                     <w:rPr>
                       <w:rFonts w:ascii="Avenir Next" w:hAnsi="Avenir Next" w:cs="Avenir Next" w:eastAsia="Avenir Next"/>
                       <w:color w:val="1A1A1A"/>
-                      <w:sz w:val="19"/>
+                      <w:sz w:val="22"/>
                       <w:szCs w:val="19"/>
                     </w:rPr>
                     <w:t xml:space="preserve">Use only the rectangle.</w:t>
@@ -1855,25 +1856,25 @@
                       <w:rFonts w:ascii="Avenir Next" w:hAnsi="Avenir Next" w:cs="Avenir Next" w:eastAsia="Avenir Next"/>
                       <w:b/>
                       <w:color w:val="003A70"/>
+                      <w:sz w:val="22"/>
+                      <w:szCs w:val="19"/>
+                    </w:rPr>
+                    <w:t xml:space="preserve">D</w:t>
+                  </w:r>
+                  <w:r>
+                    <w:rPr>
+                      <w:rFonts w:ascii="Avenir Next" w:hAnsi="Avenir Next" w:cs="Avenir Next" w:eastAsia="Avenir Next"/>
+                      <w:color w:val="1A1A1A"/>
                       <w:sz w:val="19"/>
                       <w:szCs w:val="19"/>
                     </w:rPr>
-                    <w:t xml:space="preserve">D</w:t>
-                  </w:r>
-                  <w:r>
-                    <w:rPr>
-                      <w:rFonts w:ascii="Avenir Next" w:hAnsi="Avenir Next" w:cs="Avenir Next" w:eastAsia="Avenir Next"/>
-                      <w:color w:val="1A1A1A"/>
-                      <w:sz w:val="19"/>
-                      <w:szCs w:val="19"/>
-                    </w:rPr>
                     <w:tab/>
                   </w:r>
                   <w:r>
                     <w:rPr>
                       <w:rFonts w:ascii="Avenir Next" w:hAnsi="Avenir Next" w:cs="Avenir Next" w:eastAsia="Avenir Next"/>
                       <w:color w:val="1A1A1A"/>
-                      <w:sz w:val="19"/>
+                      <w:sz w:val="22"/>
                       <w:szCs w:val="19"/>
                     </w:rPr>
                     <w:t xml:space="preserve">Subtract the triangles from the rectangle.</w:t>
@@ -1923,7 +1924,7 @@
         <w:rPr>
           <w:rFonts w:ascii="Avenir Next" w:hAnsi="Avenir Next" w:cs="Avenir Next" w:eastAsia="Avenir Next"/>
           <w:color w:val="1A1A1A"/>
-          <w:sz w:val="17"/>
+          <w:sz w:val="22"/>
           <w:szCs w:val="17"/>
         </w:rPr>
         <w:t xml:space="preserve">  I got it</w:t>
@@ -1941,7 +1942,7 @@
         <w:rPr>
           <w:rFonts w:ascii="Avenir Next" w:hAnsi="Avenir Next" w:cs="Avenir Next" w:eastAsia="Avenir Next"/>
           <w:color w:val="1A1A1A"/>
-          <w:sz w:val="17"/>
+          <w:sz w:val="22"/>
           <w:szCs w:val="17"/>
         </w:rPr>
         <w:t xml:space="preserve">  Almost</w:t>
@@ -1959,7 +1960,7 @@
         <w:rPr>
           <w:rFonts w:ascii="Avenir Next" w:hAnsi="Avenir Next" w:cs="Avenir Next" w:eastAsia="Avenir Next"/>
           <w:color w:val="1A1A1A"/>
-          <w:sz w:val="17"/>
+          <w:sz w:val="22"/>
           <w:szCs w:val="17"/>
         </w:rPr>
         <w:t xml:space="preserve">  I need help</w:t>
@@ -1998,7 +1999,7 @@
         <w:rPr>
           <w:rFonts w:ascii="Avenir Next" w:hAnsi="Avenir Next" w:cs="Avenir Next" w:eastAsia="Avenir Next"/>
           <w:color w:val="1A1A1A"/>
-          <w:sz w:val="18"/>
+          <w:sz w:val="22"/>
           <w:szCs w:val="18"/>
         </w:rPr>
         <w:t xml:space="preserve">Name</w:t>
@@ -2083,7 +2084,7 @@
                 <w:rFonts w:ascii="Avenir Next" w:hAnsi="Avenir Next" w:cs="Avenir Next" w:eastAsia="Avenir Next"/>
                 <w:b/>
                 <w:color w:val="1A1A1A"/>
-                <w:sz w:val="20"/>
+                <w:sz w:val="22"/>
                 <w:szCs w:val="20"/>
               </w:rPr>
               <w:t xml:space="preserve">1.</w:t>
@@ -2101,7 +2102,7 @@
               <w:rPr>
                 <w:rFonts w:ascii="Avenir Next" w:hAnsi="Avenir Next" w:cs="Avenir Next" w:eastAsia="Avenir Next"/>
                 <w:color w:val="1A1A1A"/>
-                <w:sz w:val="20"/>
+                <w:sz w:val="22"/>
                 <w:szCs w:val="20"/>
               </w:rPr>
               <w:t xml:space="preserve">Find each area.</w:t>
@@ -2156,10 +2157,28 @@
                       <w:rFonts w:ascii="Avenir Next" w:hAnsi="Avenir Next" w:cs="Avenir Next" w:eastAsia="Avenir Next"/>
                       <w:b/>
                       <w:color w:val="003A70"/>
+                      <w:sz w:val="22"/>
+                      <w:szCs w:val="20"/>
+                    </w:rPr>
+                    <w:t xml:space="preserve">a.</w:t>
+                  </w:r>
+                  <w:r>
+                    <w:rPr>
+                      <w:rFonts w:ascii="Avenir Next" w:hAnsi="Avenir Next" w:cs="Avenir Next" w:eastAsia="Avenir Next"/>
+                      <w:color w:val="1A1A1A"/>
                       <w:sz w:val="20"/>
                       <w:szCs w:val="20"/>
                     </w:rPr>
-                    <w:t xml:space="preserve">a.</w:t>
+                    <w:tab/>
+                  </w:r>
+                  <w:r>
+                    <w:rPr>
+                      <w:rFonts w:ascii="Avenir Next" w:hAnsi="Avenir Next" w:cs="Avenir Next" w:eastAsia="Avenir Next"/>
+                      <w:color w:val="1A1A1A"/>
+                      <w:sz w:val="22"/>
+                      <w:szCs w:val="20"/>
+                    </w:rPr>
+                    <w:t xml:space="preserve">5 cm, 9 cm; h = 4 cm</w:t>
                   </w:r>
                   <w:r>
                     <w:rPr>
@@ -2168,7 +2187,7 @@
                       <w:sz w:val="20"/>
                       <w:szCs w:val="20"/>
                     </w:rPr>
-                    <w:tab/>
+                    <w:t xml:space="preserve">  </w:t>
                   </w:r>
                   <w:r>
                     <w:rPr>
@@ -2176,24 +2195,6 @@
                       <w:color w:val="1A1A1A"/>
                       <w:sz w:val="20"/>
                       <w:szCs w:val="20"/>
-                    </w:rPr>
-                    <w:t xml:space="preserve">5 cm, 9 cm; h = 4 cm</w:t>
-                  </w:r>
-                  <w:r>
-                    <w:rPr>
-                      <w:rFonts w:ascii="Avenir Next" w:hAnsi="Avenir Next" w:cs="Avenir Next" w:eastAsia="Avenir Next"/>
-                      <w:color w:val="1A1A1A"/>
-                      <w:sz w:val="20"/>
-                      <w:szCs w:val="20"/>
-                    </w:rPr>
-                    <w:t xml:space="preserve">  </w:t>
-                  </w:r>
-                  <w:r>
-                    <w:rPr>
-                      <w:rFonts w:ascii="Avenir Next" w:hAnsi="Avenir Next" w:cs="Avenir Next" w:eastAsia="Avenir Next"/>
-                      <w:color w:val="1A1A1A"/>
-                      <w:sz w:val="20"/>
-                      <w:szCs w:val="20"/>
                       <w:u w:val="single"/>
                     </w:rPr>
                     <w:t xml:space="preserve">              </w:t>
@@ -2202,7 +2203,7 @@
                     <w:rPr>
                       <w:rFonts w:ascii="Avenir Next" w:hAnsi="Avenir Next" w:cs="Avenir Next" w:eastAsia="Avenir Next"/>
                       <w:color w:val="1A1A1A"/>
-                      <w:sz w:val="20"/>
+                      <w:sz w:val="22"/>
                       <w:szCs w:val="20"/>
                     </w:rPr>
                     <w:t xml:space="preserve"> cm²</w:t>
@@ -2227,10 +2228,28 @@
                       <w:rFonts w:ascii="Avenir Next" w:hAnsi="Avenir Next" w:cs="Avenir Next" w:eastAsia="Avenir Next"/>
                       <w:b/>
                       <w:color w:val="003A70"/>
+                      <w:sz w:val="22"/>
+                      <w:szCs w:val="20"/>
+                    </w:rPr>
+                    <w:t xml:space="preserve">b.</w:t>
+                  </w:r>
+                  <w:r>
+                    <w:rPr>
+                      <w:rFonts w:ascii="Avenir Next" w:hAnsi="Avenir Next" w:cs="Avenir Next" w:eastAsia="Avenir Next"/>
+                      <w:color w:val="1A1A1A"/>
                       <w:sz w:val="20"/>
                       <w:szCs w:val="20"/>
                     </w:rPr>
-                    <w:t xml:space="preserve">b.</w:t>
+                    <w:tab/>
+                  </w:r>
+                  <w:r>
+                    <w:rPr>
+                      <w:rFonts w:ascii="Avenir Next" w:hAnsi="Avenir Next" w:cs="Avenir Next" w:eastAsia="Avenir Next"/>
+                      <w:color w:val="1A1A1A"/>
+                      <w:sz w:val="22"/>
+                      <w:szCs w:val="20"/>
+                    </w:rPr>
+                    <w:t xml:space="preserve">10 ft, 16 ft; h = 3 ft</w:t>
                   </w:r>
                   <w:r>
                     <w:rPr>
@@ -2239,7 +2258,7 @@
                       <w:sz w:val="20"/>
                       <w:szCs w:val="20"/>
                     </w:rPr>
-                    <w:tab/>
+                    <w:t xml:space="preserve">  </w:t>
                   </w:r>
                   <w:r>
                     <w:rPr>
@@ -2247,24 +2266,6 @@
                       <w:color w:val="1A1A1A"/>
                       <w:sz w:val="20"/>
                       <w:szCs w:val="20"/>
-                    </w:rPr>
-                    <w:t xml:space="preserve">10 ft, 16 ft; h = 3 ft</w:t>
-                  </w:r>
-                  <w:r>
-                    <w:rPr>
-                      <w:rFonts w:ascii="Avenir Next" w:hAnsi="Avenir Next" w:cs="Avenir Next" w:eastAsia="Avenir Next"/>
-                      <w:color w:val="1A1A1A"/>
-                      <w:sz w:val="20"/>
-                      <w:szCs w:val="20"/>
-                    </w:rPr>
-                    <w:t xml:space="preserve">  </w:t>
-                  </w:r>
-                  <w:r>
-                    <w:rPr>
-                      <w:rFonts w:ascii="Avenir Next" w:hAnsi="Avenir Next" w:cs="Avenir Next" w:eastAsia="Avenir Next"/>
-                      <w:color w:val="1A1A1A"/>
-                      <w:sz w:val="20"/>
-                      <w:szCs w:val="20"/>
                       <w:u w:val="single"/>
                     </w:rPr>
                     <w:t xml:space="preserve">              </w:t>
@@ -2273,7 +2274,7 @@
                     <w:rPr>
                       <w:rFonts w:ascii="Avenir Next" w:hAnsi="Avenir Next" w:cs="Avenir Next" w:eastAsia="Avenir Next"/>
                       <w:color w:val="1A1A1A"/>
-                      <w:sz w:val="20"/>
+                      <w:sz w:val="22"/>
                       <w:szCs w:val="20"/>
                     </w:rPr>
                     <w:t xml:space="preserve"> ft²</w:t>
@@ -2381,25 +2382,25 @@
                       <w:rFonts w:ascii="Avenir Next" w:hAnsi="Avenir Next" w:cs="Avenir Next" w:eastAsia="Avenir Next"/>
                       <w:b/>
                       <w:color w:val="1A1A1A"/>
+                      <w:sz w:val="22"/>
+                      <w:szCs w:val="20"/>
+                    </w:rPr>
+                    <w:t xml:space="preserve">2.</w:t>
+                  </w:r>
+                  <w:r>
+                    <w:rPr>
+                      <w:rFonts w:ascii="Avenir Next" w:hAnsi="Avenir Next" w:cs="Avenir Next" w:eastAsia="Avenir Next"/>
+                      <w:color w:val="1A1A1A"/>
                       <w:sz w:val="20"/>
                       <w:szCs w:val="20"/>
                     </w:rPr>
-                    <w:t xml:space="preserve">2.</w:t>
-                  </w:r>
-                  <w:r>
-                    <w:rPr>
-                      <w:rFonts w:ascii="Avenir Next" w:hAnsi="Avenir Next" w:cs="Avenir Next" w:eastAsia="Avenir Next"/>
-                      <w:color w:val="1A1A1A"/>
-                      <w:sz w:val="20"/>
-                      <w:szCs w:val="20"/>
-                    </w:rPr>
                     <w:tab/>
                   </w:r>
                   <w:r>
                     <w:rPr>
                       <w:rFonts w:ascii="Avenir Next" w:hAnsi="Avenir Next" w:cs="Avenir Next" w:eastAsia="Avenir Next"/>
                       <w:color w:val="1A1A1A"/>
-                      <w:sz w:val="20"/>
+                      <w:sz w:val="22"/>
                       <w:szCs w:val="20"/>
                     </w:rPr>
                     <w:t xml:space="preserve">A patio is shaped like this trapezoid. Find its area.</w:t>
@@ -2476,25 +2477,25 @@
                       <w:rFonts w:ascii="Avenir Next" w:hAnsi="Avenir Next" w:cs="Avenir Next" w:eastAsia="Avenir Next"/>
                       <w:b/>
                       <w:color w:val="1A1A1A"/>
+                      <w:sz w:val="22"/>
+                      <w:szCs w:val="18"/>
+                    </w:rPr>
+                    <w:t xml:space="preserve">Answer</w:t>
+                  </w:r>
+                  <w:r>
+                    <w:rPr>
+                      <w:rFonts w:ascii="Avenir Next" w:hAnsi="Avenir Next" w:cs="Avenir Next" w:eastAsia="Avenir Next"/>
+                      <w:color w:val="1A1A1A"/>
                       <w:sz w:val="18"/>
                       <w:szCs w:val="18"/>
                     </w:rPr>
-                    <w:t xml:space="preserve">Answer</w:t>
-                  </w:r>
-                  <w:r>
-                    <w:rPr>
-                      <w:rFonts w:ascii="Avenir Next" w:hAnsi="Avenir Next" w:cs="Avenir Next" w:eastAsia="Avenir Next"/>
-                      <w:color w:val="1A1A1A"/>
-                      <w:sz w:val="18"/>
-                      <w:szCs w:val="18"/>
-                    </w:rPr>
                     <w:tab/>
                   </w:r>
                   <w:r>
                     <w:rPr>
                       <w:rFonts w:ascii="Avenir Next" w:hAnsi="Avenir Next" w:cs="Avenir Next" w:eastAsia="Avenir Next"/>
                       <w:color w:val="1A1A1A"/>
-                      <w:sz w:val="18"/>
+                      <w:sz w:val="22"/>
                       <w:szCs w:val="18"/>
                     </w:rPr>
                     <w:t xml:space="preserve">  ft²</w:t>
@@ -2515,7 +2516,7 @@
                     <w:drawing>
                       <wp:inline distT="0" distB="0" distL="0" distR="0">
                         <wp:extent cx="1554480" cy="864992"/>
-                        <wp:docPr id="3" name="Figure 3"/>
+                        <wp:docPr id="3" name="Figure 3" descr="Trapezoid. Dims: top: 12 ft; base: 20 ft; height: 6 ft."/>
                         <a:graphic xmlns:a="http://schemas.openxmlformats.org/drawingml/2006/main">
                           <a:graphicData uri="http://schemas.openxmlformats.org/drawingml/2006/picture">
                             <pic:pic xmlns:pic="http://schemas.openxmlformats.org/drawingml/2006/picture">
@@ -2613,7 +2614,7 @@
                 <w:rFonts w:ascii="Avenir Next" w:hAnsi="Avenir Next" w:cs="Avenir Next" w:eastAsia="Avenir Next"/>
                 <w:b/>
                 <w:color w:val="1A1A1A"/>
-                <w:sz w:val="20"/>
+                <w:sz w:val="22"/>
                 <w:szCs w:val="20"/>
               </w:rPr>
               <w:t xml:space="preserve">3.</w:t>
@@ -2631,7 +2632,7 @@
               <w:rPr>
                 <w:rFonts w:ascii="Avenir Next" w:hAnsi="Avenir Next" w:cs="Avenir Next" w:eastAsia="Avenir Next"/>
                 <w:color w:val="1A1A1A"/>
-                <w:sz w:val="20"/>
+                <w:sz w:val="22"/>
                 <w:szCs w:val="20"/>
               </w:rPr>
               <w:t xml:space="preserve">Which expression finds the area of a trapezoid with bases 5 cm and 13 cm and height 4 cm?</w:t>
@@ -2687,25 +2688,25 @@
                       <w:rFonts w:ascii="Avenir Next" w:hAnsi="Avenir Next" w:cs="Avenir Next" w:eastAsia="Avenir Next"/>
                       <w:b/>
                       <w:color w:val="003A70"/>
+                      <w:sz w:val="22"/>
+                      <w:szCs w:val="19"/>
+                    </w:rPr>
+                    <w:t xml:space="preserve">A</w:t>
+                  </w:r>
+                  <w:r>
+                    <w:rPr>
+                      <w:rFonts w:ascii="Avenir Next" w:hAnsi="Avenir Next" w:cs="Avenir Next" w:eastAsia="Avenir Next"/>
+                      <w:color w:val="1A1A1A"/>
                       <w:sz w:val="19"/>
                       <w:szCs w:val="19"/>
                     </w:rPr>
-                    <w:t xml:space="preserve">A</w:t>
-                  </w:r>
-                  <w:r>
-                    <w:rPr>
-                      <w:rFonts w:ascii="Avenir Next" w:hAnsi="Avenir Next" w:cs="Avenir Next" w:eastAsia="Avenir Next"/>
-                      <w:color w:val="1A1A1A"/>
-                      <w:sz w:val="19"/>
-                      <w:szCs w:val="19"/>
-                    </w:rPr>
                     <w:tab/>
                   </w:r>
                   <w:r>
                     <w:rPr>
                       <w:rFonts w:ascii="Avenir Next" w:hAnsi="Avenir Next" w:cs="Avenir Next" w:eastAsia="Avenir Next"/>
                       <w:color w:val="1A1A1A"/>
-                      <w:sz w:val="19"/>
+                      <w:sz w:val="22"/>
                       <w:szCs w:val="19"/>
                     </w:rPr>
                     <w:t xml:space="preserve">½ × 5 × 13 × 4</w:t>
@@ -2730,25 +2731,25 @@
                       <w:rFonts w:ascii="Avenir Next" w:hAnsi="Avenir Next" w:cs="Avenir Next" w:eastAsia="Avenir Next"/>
                       <w:b/>
                       <w:color w:val="003A70"/>
+                      <w:sz w:val="22"/>
+                      <w:szCs w:val="19"/>
+                    </w:rPr>
+                    <w:t xml:space="preserve">B</w:t>
+                  </w:r>
+                  <w:r>
+                    <w:rPr>
+                      <w:rFonts w:ascii="Avenir Next" w:hAnsi="Avenir Next" w:cs="Avenir Next" w:eastAsia="Avenir Next"/>
+                      <w:color w:val="1A1A1A"/>
                       <w:sz w:val="19"/>
                       <w:szCs w:val="19"/>
                     </w:rPr>
-                    <w:t xml:space="preserve">B</w:t>
-                  </w:r>
-                  <w:r>
-                    <w:rPr>
-                      <w:rFonts w:ascii="Avenir Next" w:hAnsi="Avenir Next" w:cs="Avenir Next" w:eastAsia="Avenir Next"/>
-                      <w:color w:val="1A1A1A"/>
-                      <w:sz w:val="19"/>
-                      <w:szCs w:val="19"/>
-                    </w:rPr>
                     <w:tab/>
                   </w:r>
                   <w:r>
                     <w:rPr>
                       <w:rFonts w:ascii="Avenir Next" w:hAnsi="Avenir Next" w:cs="Avenir Next" w:eastAsia="Avenir Next"/>
                       <w:color w:val="1A1A1A"/>
-                      <w:sz w:val="19"/>
+                      <w:sz w:val="22"/>
                       <w:szCs w:val="19"/>
                     </w:rPr>
                     <w:t xml:space="preserve">(5 + 13) × 4</w:t>
@@ -2773,25 +2774,25 @@
                       <w:rFonts w:ascii="Avenir Next" w:hAnsi="Avenir Next" w:cs="Avenir Next" w:eastAsia="Avenir Next"/>
                       <w:b/>
                       <w:color w:val="003A70"/>
+                      <w:sz w:val="22"/>
+                      <w:szCs w:val="19"/>
+                    </w:rPr>
+                    <w:t xml:space="preserve">C</w:t>
+                  </w:r>
+                  <w:r>
+                    <w:rPr>
+                      <w:rFonts w:ascii="Avenir Next" w:hAnsi="Avenir Next" w:cs="Avenir Next" w:eastAsia="Avenir Next"/>
+                      <w:color w:val="1A1A1A"/>
                       <w:sz w:val="19"/>
                       <w:szCs w:val="19"/>
                     </w:rPr>
-                    <w:t xml:space="preserve">C</w:t>
-                  </w:r>
-                  <w:r>
-                    <w:rPr>
-                      <w:rFonts w:ascii="Avenir Next" w:hAnsi="Avenir Next" w:cs="Avenir Next" w:eastAsia="Avenir Next"/>
-                      <w:color w:val="1A1A1A"/>
-                      <w:sz w:val="19"/>
-                      <w:szCs w:val="19"/>
-                    </w:rPr>
                     <w:tab/>
                   </w:r>
                   <w:r>
                     <w:rPr>
                       <w:rFonts w:ascii="Avenir Next" w:hAnsi="Avenir Next" w:cs="Avenir Next" w:eastAsia="Avenir Next"/>
                       <w:color w:val="1A1A1A"/>
-                      <w:sz w:val="19"/>
+                      <w:sz w:val="22"/>
                       <w:szCs w:val="19"/>
                     </w:rPr>
                     <w:t xml:space="preserve">½ × (5 + 13) × 4</w:t>
@@ -2816,25 +2817,25 @@
                       <w:rFonts w:ascii="Avenir Next" w:hAnsi="Avenir Next" w:cs="Avenir Next" w:eastAsia="Avenir Next"/>
                       <w:b/>
                       <w:color w:val="003A70"/>
+                      <w:sz w:val="22"/>
+                      <w:szCs w:val="19"/>
+                    </w:rPr>
+                    <w:t xml:space="preserve">D</w:t>
+                  </w:r>
+                  <w:r>
+                    <w:rPr>
+                      <w:rFonts w:ascii="Avenir Next" w:hAnsi="Avenir Next" w:cs="Avenir Next" w:eastAsia="Avenir Next"/>
+                      <w:color w:val="1A1A1A"/>
                       <w:sz w:val="19"/>
                       <w:szCs w:val="19"/>
                     </w:rPr>
-                    <w:t xml:space="preserve">D</w:t>
-                  </w:r>
-                  <w:r>
-                    <w:rPr>
-                      <w:rFonts w:ascii="Avenir Next" w:hAnsi="Avenir Next" w:cs="Avenir Next" w:eastAsia="Avenir Next"/>
-                      <w:color w:val="1A1A1A"/>
-                      <w:sz w:val="19"/>
-                      <w:szCs w:val="19"/>
-                    </w:rPr>
                     <w:tab/>
                   </w:r>
                   <w:r>
                     <w:rPr>
                       <w:rFonts w:ascii="Avenir Next" w:hAnsi="Avenir Next" w:cs="Avenir Next" w:eastAsia="Avenir Next"/>
                       <w:color w:val="1A1A1A"/>
-                      <w:sz w:val="19"/>
+                      <w:sz w:val="22"/>
                       <w:szCs w:val="19"/>
                     </w:rPr>
                     <w:t xml:space="preserve">5 + 13 × 4 ÷ 2</w:t>
@@ -2884,7 +2885,7 @@
         <w:rPr>
           <w:rFonts w:ascii="Avenir Next" w:hAnsi="Avenir Next" w:cs="Avenir Next" w:eastAsia="Avenir Next"/>
           <w:color w:val="1A1A1A"/>
-          <w:sz w:val="17"/>
+          <w:sz w:val="22"/>
           <w:szCs w:val="17"/>
         </w:rPr>
         <w:t xml:space="preserve">  I got it</w:t>
@@ -2902,7 +2903,7 @@
         <w:rPr>
           <w:rFonts w:ascii="Avenir Next" w:hAnsi="Avenir Next" w:cs="Avenir Next" w:eastAsia="Avenir Next"/>
           <w:color w:val="1A1A1A"/>
-          <w:sz w:val="17"/>
+          <w:sz w:val="22"/>
           <w:szCs w:val="17"/>
         </w:rPr>
         <w:t xml:space="preserve">  Almost</w:t>
@@ -2920,7 +2921,7 @@
         <w:rPr>
           <w:rFonts w:ascii="Avenir Next" w:hAnsi="Avenir Next" w:cs="Avenir Next" w:eastAsia="Avenir Next"/>
           <w:color w:val="1A1A1A"/>
-          <w:sz w:val="17"/>
+          <w:sz w:val="22"/>
           <w:szCs w:val="17"/>
         </w:rPr>
         <w:t xml:space="preserve">  I need help</w:t>
@@ -2977,7 +2978,7 @@
         <w:rPr>
           <w:rFonts w:ascii="Avenir Next" w:hAnsi="Avenir Next" w:cs="Avenir Next" w:eastAsia="Avenir Next"/>
           <w:color w:val="1A1A1A"/>
-          <w:sz w:val="18"/>
+          <w:sz w:val="22"/>
           <w:szCs w:val="18"/>
         </w:rPr>
         <w:t xml:space="preserve">Name</w:t>
@@ -3062,7 +3063,7 @@
                 <w:rFonts w:ascii="Avenir Next" w:hAnsi="Avenir Next" w:cs="Avenir Next" w:eastAsia="Avenir Next"/>
                 <w:b/>
                 <w:color w:val="1A1A1A"/>
-                <w:sz w:val="20"/>
+                <w:sz w:val="22"/>
                 <w:szCs w:val="20"/>
               </w:rPr>
               <w:t xml:space="preserve">1.</w:t>
@@ -3080,7 +3081,7 @@
               <w:rPr>
                 <w:rFonts w:ascii="Avenir Next" w:hAnsi="Avenir Next" w:cs="Avenir Next" w:eastAsia="Avenir Next"/>
                 <w:color w:val="1A1A1A"/>
-                <w:sz w:val="20"/>
+                <w:sz w:val="22"/>
                 <w:szCs w:val="20"/>
               </w:rPr>
               <w:t xml:space="preserve">Find each area.</w:t>
@@ -3135,10 +3136,28 @@
                       <w:rFonts w:ascii="Avenir Next" w:hAnsi="Avenir Next" w:cs="Avenir Next" w:eastAsia="Avenir Next"/>
                       <w:b/>
                       <w:color w:val="003A70"/>
+                      <w:sz w:val="22"/>
+                      <w:szCs w:val="20"/>
+                    </w:rPr>
+                    <w:t xml:space="preserve">a.</w:t>
+                  </w:r>
+                  <w:r>
+                    <w:rPr>
+                      <w:rFonts w:ascii="Avenir Next" w:hAnsi="Avenir Next" w:cs="Avenir Next" w:eastAsia="Avenir Next"/>
+                      <w:color w:val="1A1A1A"/>
                       <w:sz w:val="20"/>
                       <w:szCs w:val="20"/>
                     </w:rPr>
-                    <w:t xml:space="preserve">a.</w:t>
+                    <w:tab/>
+                  </w:r>
+                  <w:r>
+                    <w:rPr>
+                      <w:rFonts w:ascii="Avenir Next" w:hAnsi="Avenir Next" w:cs="Avenir Next" w:eastAsia="Avenir Next"/>
+                      <w:color w:val="1A1A1A"/>
+                      <w:sz w:val="22"/>
+                      <w:szCs w:val="20"/>
+                    </w:rPr>
+                    <w:t xml:space="preserve">5 cm, 9 cm; h = 4 cm</w:t>
                   </w:r>
                   <w:r>
                     <w:rPr>
@@ -3147,7 +3166,7 @@
                       <w:sz w:val="20"/>
                       <w:szCs w:val="20"/>
                     </w:rPr>
-                    <w:tab/>
+                    <w:t xml:space="preserve">  </w:t>
                   </w:r>
                   <w:r>
                     <w:rPr>
@@ -3155,24 +3174,6 @@
                       <w:color w:val="1A1A1A"/>
                       <w:sz w:val="20"/>
                       <w:szCs w:val="20"/>
-                    </w:rPr>
-                    <w:t xml:space="preserve">5 cm, 9 cm; h = 4 cm</w:t>
-                  </w:r>
-                  <w:r>
-                    <w:rPr>
-                      <w:rFonts w:ascii="Avenir Next" w:hAnsi="Avenir Next" w:cs="Avenir Next" w:eastAsia="Avenir Next"/>
-                      <w:color w:val="1A1A1A"/>
-                      <w:sz w:val="20"/>
-                      <w:szCs w:val="20"/>
-                    </w:rPr>
-                    <w:t xml:space="preserve">  </w:t>
-                  </w:r>
-                  <w:r>
-                    <w:rPr>
-                      <w:rFonts w:ascii="Avenir Next" w:hAnsi="Avenir Next" w:cs="Avenir Next" w:eastAsia="Avenir Next"/>
-                      <w:color w:val="1A1A1A"/>
-                      <w:sz w:val="20"/>
-                      <w:szCs w:val="20"/>
                       <w:u w:val="single"/>
                     </w:rPr>
                     <w:t xml:space="preserve">              </w:t>
@@ -3181,7 +3182,7 @@
                     <w:rPr>
                       <w:rFonts w:ascii="Avenir Next" w:hAnsi="Avenir Next" w:cs="Avenir Next" w:eastAsia="Avenir Next"/>
                       <w:color w:val="1A1A1A"/>
-                      <w:sz w:val="20"/>
+                      <w:sz w:val="22"/>
                       <w:szCs w:val="20"/>
                     </w:rPr>
                     <w:t xml:space="preserve"> cm²</w:t>
@@ -3206,10 +3207,28 @@
                       <w:rFonts w:ascii="Avenir Next" w:hAnsi="Avenir Next" w:cs="Avenir Next" w:eastAsia="Avenir Next"/>
                       <w:b/>
                       <w:color w:val="003A70"/>
+                      <w:sz w:val="22"/>
+                      <w:szCs w:val="20"/>
+                    </w:rPr>
+                    <w:t xml:space="preserve">b.</w:t>
+                  </w:r>
+                  <w:r>
+                    <w:rPr>
+                      <w:rFonts w:ascii="Avenir Next" w:hAnsi="Avenir Next" w:cs="Avenir Next" w:eastAsia="Avenir Next"/>
+                      <w:color w:val="1A1A1A"/>
                       <w:sz w:val="20"/>
                       <w:szCs w:val="20"/>
                     </w:rPr>
-                    <w:t xml:space="preserve">b.</w:t>
+                    <w:tab/>
+                  </w:r>
+                  <w:r>
+                    <w:rPr>
+                      <w:rFonts w:ascii="Avenir Next" w:hAnsi="Avenir Next" w:cs="Avenir Next" w:eastAsia="Avenir Next"/>
+                      <w:color w:val="1A1A1A"/>
+                      <w:sz w:val="22"/>
+                      <w:szCs w:val="20"/>
+                    </w:rPr>
+                    <w:t xml:space="preserve">10 ft, 16 ft; h = 3 ft</w:t>
                   </w:r>
                   <w:r>
                     <w:rPr>
@@ -3218,7 +3237,7 @@
                       <w:sz w:val="20"/>
                       <w:szCs w:val="20"/>
                     </w:rPr>
-                    <w:tab/>
+                    <w:t xml:space="preserve">  </w:t>
                   </w:r>
                   <w:r>
                     <w:rPr>
@@ -3226,24 +3245,6 @@
                       <w:color w:val="1A1A1A"/>
                       <w:sz w:val="20"/>
                       <w:szCs w:val="20"/>
-                    </w:rPr>
-                    <w:t xml:space="preserve">10 ft, 16 ft; h = 3 ft</w:t>
-                  </w:r>
-                  <w:r>
-                    <w:rPr>
-                      <w:rFonts w:ascii="Avenir Next" w:hAnsi="Avenir Next" w:cs="Avenir Next" w:eastAsia="Avenir Next"/>
-                      <w:color w:val="1A1A1A"/>
-                      <w:sz w:val="20"/>
-                      <w:szCs w:val="20"/>
-                    </w:rPr>
-                    <w:t xml:space="preserve">  </w:t>
-                  </w:r>
-                  <w:r>
-                    <w:rPr>
-                      <w:rFonts w:ascii="Avenir Next" w:hAnsi="Avenir Next" w:cs="Avenir Next" w:eastAsia="Avenir Next"/>
-                      <w:color w:val="1A1A1A"/>
-                      <w:sz w:val="20"/>
-                      <w:szCs w:val="20"/>
                       <w:u w:val="single"/>
                     </w:rPr>
                     <w:t xml:space="preserve">              </w:t>
@@ -3252,7 +3253,7 @@
                     <w:rPr>
                       <w:rFonts w:ascii="Avenir Next" w:hAnsi="Avenir Next" w:cs="Avenir Next" w:eastAsia="Avenir Next"/>
                       <w:color w:val="1A1A1A"/>
-                      <w:sz w:val="20"/>
+                      <w:sz w:val="22"/>
                       <w:szCs w:val="20"/>
                     </w:rPr>
                     <w:t xml:space="preserve"> ft²</w:t>
@@ -3360,25 +3361,25 @@
                       <w:rFonts w:ascii="Avenir Next" w:hAnsi="Avenir Next" w:cs="Avenir Next" w:eastAsia="Avenir Next"/>
                       <w:b/>
                       <w:color w:val="1A1A1A"/>
+                      <w:sz w:val="22"/>
+                      <w:szCs w:val="20"/>
+                    </w:rPr>
+                    <w:t xml:space="preserve">2.</w:t>
+                  </w:r>
+                  <w:r>
+                    <w:rPr>
+                      <w:rFonts w:ascii="Avenir Next" w:hAnsi="Avenir Next" w:cs="Avenir Next" w:eastAsia="Avenir Next"/>
+                      <w:color w:val="1A1A1A"/>
                       <w:sz w:val="20"/>
                       <w:szCs w:val="20"/>
                     </w:rPr>
-                    <w:t xml:space="preserve">2.</w:t>
-                  </w:r>
-                  <w:r>
-                    <w:rPr>
-                      <w:rFonts w:ascii="Avenir Next" w:hAnsi="Avenir Next" w:cs="Avenir Next" w:eastAsia="Avenir Next"/>
-                      <w:color w:val="1A1A1A"/>
-                      <w:sz w:val="20"/>
-                      <w:szCs w:val="20"/>
-                    </w:rPr>
                     <w:tab/>
                   </w:r>
                   <w:r>
                     <w:rPr>
                       <w:rFonts w:ascii="Avenir Next" w:hAnsi="Avenir Next" w:cs="Avenir Next" w:eastAsia="Avenir Next"/>
                       <w:color w:val="1A1A1A"/>
-                      <w:sz w:val="20"/>
+                      <w:sz w:val="22"/>
                       <w:szCs w:val="20"/>
                     </w:rPr>
                     <w:t xml:space="preserve">A patio is shaped like this trapezoid. Find its area.</w:t>
@@ -3455,25 +3456,25 @@
                       <w:rFonts w:ascii="Avenir Next" w:hAnsi="Avenir Next" w:cs="Avenir Next" w:eastAsia="Avenir Next"/>
                       <w:b/>
                       <w:color w:val="1A1A1A"/>
+                      <w:sz w:val="22"/>
+                      <w:szCs w:val="18"/>
+                    </w:rPr>
+                    <w:t xml:space="preserve">Answer</w:t>
+                  </w:r>
+                  <w:r>
+                    <w:rPr>
+                      <w:rFonts w:ascii="Avenir Next" w:hAnsi="Avenir Next" w:cs="Avenir Next" w:eastAsia="Avenir Next"/>
+                      <w:color w:val="1A1A1A"/>
                       <w:sz w:val="18"/>
                       <w:szCs w:val="18"/>
                     </w:rPr>
-                    <w:t xml:space="preserve">Answer</w:t>
-                  </w:r>
-                  <w:r>
-                    <w:rPr>
-                      <w:rFonts w:ascii="Avenir Next" w:hAnsi="Avenir Next" w:cs="Avenir Next" w:eastAsia="Avenir Next"/>
-                      <w:color w:val="1A1A1A"/>
-                      <w:sz w:val="18"/>
-                      <w:szCs w:val="18"/>
-                    </w:rPr>
                     <w:tab/>
                   </w:r>
                   <w:r>
                     <w:rPr>
                       <w:rFonts w:ascii="Avenir Next" w:hAnsi="Avenir Next" w:cs="Avenir Next" w:eastAsia="Avenir Next"/>
                       <w:color w:val="1A1A1A"/>
-                      <w:sz w:val="18"/>
+                      <w:sz w:val="22"/>
                       <w:szCs w:val="18"/>
                     </w:rPr>
                     <w:t xml:space="preserve">  ft²</w:t>
@@ -3494,7 +3495,7 @@
                     <w:drawing>
                       <wp:inline distT="0" distB="0" distL="0" distR="0">
                         <wp:extent cx="1554480" cy="864992"/>
-                        <wp:docPr id="4" name="Figure 4"/>
+                        <wp:docPr id="4" name="Figure 4" descr="Trapezoid. Dims: top: 12 ft; base: 20 ft; height: 6 ft."/>
                         <a:graphic xmlns:a="http://schemas.openxmlformats.org/drawingml/2006/main">
                           <a:graphicData uri="http://schemas.openxmlformats.org/drawingml/2006/picture">
                             <pic:pic xmlns:pic="http://schemas.openxmlformats.org/drawingml/2006/picture">
@@ -3592,7 +3593,7 @@
                 <w:rFonts w:ascii="Avenir Next" w:hAnsi="Avenir Next" w:cs="Avenir Next" w:eastAsia="Avenir Next"/>
                 <w:b/>
                 <w:color w:val="1A1A1A"/>
-                <w:sz w:val="20"/>
+                <w:sz w:val="22"/>
                 <w:szCs w:val="20"/>
               </w:rPr>
               <w:t xml:space="preserve">3.</w:t>
@@ -3610,7 +3611,7 @@
               <w:rPr>
                 <w:rFonts w:ascii="Avenir Next" w:hAnsi="Avenir Next" w:cs="Avenir Next" w:eastAsia="Avenir Next"/>
                 <w:color w:val="1A1A1A"/>
-                <w:sz w:val="20"/>
+                <w:sz w:val="22"/>
                 <w:szCs w:val="20"/>
               </w:rPr>
               <w:t xml:space="preserve">Which expression finds the area of a trapezoid with bases 5 cm and 13 cm and height 4 cm?</w:t>
@@ -3666,25 +3667,25 @@
                       <w:rFonts w:ascii="Avenir Next" w:hAnsi="Avenir Next" w:cs="Avenir Next" w:eastAsia="Avenir Next"/>
                       <w:b/>
                       <w:color w:val="003A70"/>
+                      <w:sz w:val="22"/>
+                      <w:szCs w:val="19"/>
+                    </w:rPr>
+                    <w:t xml:space="preserve">A</w:t>
+                  </w:r>
+                  <w:r>
+                    <w:rPr>
+                      <w:rFonts w:ascii="Avenir Next" w:hAnsi="Avenir Next" w:cs="Avenir Next" w:eastAsia="Avenir Next"/>
+                      <w:color w:val="1A1A1A"/>
                       <w:sz w:val="19"/>
                       <w:szCs w:val="19"/>
                     </w:rPr>
-                    <w:t xml:space="preserve">A</w:t>
-                  </w:r>
-                  <w:r>
-                    <w:rPr>
-                      <w:rFonts w:ascii="Avenir Next" w:hAnsi="Avenir Next" w:cs="Avenir Next" w:eastAsia="Avenir Next"/>
-                      <w:color w:val="1A1A1A"/>
-                      <w:sz w:val="19"/>
-                      <w:szCs w:val="19"/>
-                    </w:rPr>
                     <w:tab/>
                   </w:r>
                   <w:r>
                     <w:rPr>
                       <w:rFonts w:ascii="Avenir Next" w:hAnsi="Avenir Next" w:cs="Avenir Next" w:eastAsia="Avenir Next"/>
                       <w:color w:val="1A1A1A"/>
-                      <w:sz w:val="19"/>
+                      <w:sz w:val="22"/>
                       <w:szCs w:val="19"/>
                     </w:rPr>
                     <w:t xml:space="preserve">½ × 5 × 13 × 4</w:t>
@@ -3709,25 +3710,25 @@
                       <w:rFonts w:ascii="Avenir Next" w:hAnsi="Avenir Next" w:cs="Avenir Next" w:eastAsia="Avenir Next"/>
                       <w:b/>
                       <w:color w:val="003A70"/>
+                      <w:sz w:val="22"/>
+                      <w:szCs w:val="19"/>
+                    </w:rPr>
+                    <w:t xml:space="preserve">B</w:t>
+                  </w:r>
+                  <w:r>
+                    <w:rPr>
+                      <w:rFonts w:ascii="Avenir Next" w:hAnsi="Avenir Next" w:cs="Avenir Next" w:eastAsia="Avenir Next"/>
+                      <w:color w:val="1A1A1A"/>
                       <w:sz w:val="19"/>
                       <w:szCs w:val="19"/>
                     </w:rPr>
-                    <w:t xml:space="preserve">B</w:t>
-                  </w:r>
-                  <w:r>
-                    <w:rPr>
-                      <w:rFonts w:ascii="Avenir Next" w:hAnsi="Avenir Next" w:cs="Avenir Next" w:eastAsia="Avenir Next"/>
-                      <w:color w:val="1A1A1A"/>
-                      <w:sz w:val="19"/>
-                      <w:szCs w:val="19"/>
-                    </w:rPr>
                     <w:tab/>
                   </w:r>
                   <w:r>
                     <w:rPr>
                       <w:rFonts w:ascii="Avenir Next" w:hAnsi="Avenir Next" w:cs="Avenir Next" w:eastAsia="Avenir Next"/>
                       <w:color w:val="1A1A1A"/>
-                      <w:sz w:val="19"/>
+                      <w:sz w:val="22"/>
                       <w:szCs w:val="19"/>
                     </w:rPr>
                     <w:t xml:space="preserve">(5 + 13) × 4</w:t>
@@ -3752,25 +3753,25 @@
                       <w:rFonts w:ascii="Avenir Next" w:hAnsi="Avenir Next" w:cs="Avenir Next" w:eastAsia="Avenir Next"/>
                       <w:b/>
                       <w:color w:val="003A70"/>
+                      <w:sz w:val="22"/>
+                      <w:szCs w:val="19"/>
+                    </w:rPr>
+                    <w:t xml:space="preserve">C</w:t>
+                  </w:r>
+                  <w:r>
+                    <w:rPr>
+                      <w:rFonts w:ascii="Avenir Next" w:hAnsi="Avenir Next" w:cs="Avenir Next" w:eastAsia="Avenir Next"/>
+                      <w:color w:val="1A1A1A"/>
                       <w:sz w:val="19"/>
                       <w:szCs w:val="19"/>
                     </w:rPr>
-                    <w:t xml:space="preserve">C</w:t>
-                  </w:r>
-                  <w:r>
-                    <w:rPr>
-                      <w:rFonts w:ascii="Avenir Next" w:hAnsi="Avenir Next" w:cs="Avenir Next" w:eastAsia="Avenir Next"/>
-                      <w:color w:val="1A1A1A"/>
-                      <w:sz w:val="19"/>
-                      <w:szCs w:val="19"/>
-                    </w:rPr>
                     <w:tab/>
                   </w:r>
                   <w:r>
                     <w:rPr>
                       <w:rFonts w:ascii="Avenir Next" w:hAnsi="Avenir Next" w:cs="Avenir Next" w:eastAsia="Avenir Next"/>
                       <w:color w:val="1A1A1A"/>
-                      <w:sz w:val="19"/>
+                      <w:sz w:val="22"/>
                       <w:szCs w:val="19"/>
                     </w:rPr>
                     <w:t xml:space="preserve">½ × (5 + 13) × 4</w:t>
@@ -3795,25 +3796,25 @@
                       <w:rFonts w:ascii="Avenir Next" w:hAnsi="Avenir Next" w:cs="Avenir Next" w:eastAsia="Avenir Next"/>
                       <w:b/>
                       <w:color w:val="003A70"/>
+                      <w:sz w:val="22"/>
+                      <w:szCs w:val="19"/>
+                    </w:rPr>
+                    <w:t xml:space="preserve">D</w:t>
+                  </w:r>
+                  <w:r>
+                    <w:rPr>
+                      <w:rFonts w:ascii="Avenir Next" w:hAnsi="Avenir Next" w:cs="Avenir Next" w:eastAsia="Avenir Next"/>
+                      <w:color w:val="1A1A1A"/>
                       <w:sz w:val="19"/>
                       <w:szCs w:val="19"/>
                     </w:rPr>
-                    <w:t xml:space="preserve">D</w:t>
-                  </w:r>
-                  <w:r>
-                    <w:rPr>
-                      <w:rFonts w:ascii="Avenir Next" w:hAnsi="Avenir Next" w:cs="Avenir Next" w:eastAsia="Avenir Next"/>
-                      <w:color w:val="1A1A1A"/>
-                      <w:sz w:val="19"/>
-                      <w:szCs w:val="19"/>
-                    </w:rPr>
                     <w:tab/>
                   </w:r>
                   <w:r>
                     <w:rPr>
                       <w:rFonts w:ascii="Avenir Next" w:hAnsi="Avenir Next" w:cs="Avenir Next" w:eastAsia="Avenir Next"/>
                       <w:color w:val="1A1A1A"/>
-                      <w:sz w:val="19"/>
+                      <w:sz w:val="22"/>
                       <w:szCs w:val="19"/>
                     </w:rPr>
                     <w:t xml:space="preserve">5 + 13 × 4 ÷ 2</w:t>
@@ -3863,7 +3864,7 @@
         <w:rPr>
           <w:rFonts w:ascii="Avenir Next" w:hAnsi="Avenir Next" w:cs="Avenir Next" w:eastAsia="Avenir Next"/>
           <w:color w:val="1A1A1A"/>
-          <w:sz w:val="17"/>
+          <w:sz w:val="22"/>
           <w:szCs w:val="17"/>
         </w:rPr>
         <w:t xml:space="preserve">  I got it</w:t>
@@ -3881,7 +3882,7 @@
         <w:rPr>
           <w:rFonts w:ascii="Avenir Next" w:hAnsi="Avenir Next" w:cs="Avenir Next" w:eastAsia="Avenir Next"/>
           <w:color w:val="1A1A1A"/>
-          <w:sz w:val="17"/>
+          <w:sz w:val="22"/>
           <w:szCs w:val="17"/>
         </w:rPr>
         <w:t xml:space="preserve">  Almost</w:t>
@@ -3899,7 +3900,7 @@
         <w:rPr>
           <w:rFonts w:ascii="Avenir Next" w:hAnsi="Avenir Next" w:cs="Avenir Next" w:eastAsia="Avenir Next"/>
           <w:color w:val="1A1A1A"/>
-          <w:sz w:val="17"/>
+          <w:sz w:val="22"/>
           <w:szCs w:val="17"/>
         </w:rPr>
         <w:t xml:space="preserve">  I need help</w:t>
@@ -3993,7 +3994,106 @@
               <w:sz w:val="15"/>
               <w:szCs w:val="15"/>
             </w:rPr>
-            <w:t xml:space="preserve">Lesson 5-3  ·  Exit Tickets  ·  two per page</w:t>
+            <w:t xml:space="preserve">5-3 · Page </w:t>
+          </w:r>
+          <w:r>
+            <w:rPr>
+              <w:rFonts w:ascii="Avenir Next" w:hAnsi="Avenir Next" w:cs="Avenir Next" w:eastAsia="Avenir Next"/>
+              <w:color w:val="5A5F66"/>
+              <w:sz w:val="15"/>
+              <w:szCs w:val="15"/>
+            </w:rPr>
+            <w:fldChar w:fldCharType="begin"/>
+          </w:r>
+          <w:r>
+            <w:rPr>
+              <w:rFonts w:ascii="Avenir Next" w:hAnsi="Avenir Next" w:cs="Avenir Next" w:eastAsia="Avenir Next"/>
+              <w:color w:val="5A5F66"/>
+              <w:sz w:val="15"/>
+              <w:szCs w:val="15"/>
+            </w:rPr>
+            <w:instrText xml:space="preserve"> PAGE </w:instrText>
+          </w:r>
+          <w:r>
+            <w:rPr>
+              <w:rFonts w:ascii="Avenir Next" w:hAnsi="Avenir Next" w:cs="Avenir Next" w:eastAsia="Avenir Next"/>
+              <w:color w:val="5A5F66"/>
+              <w:sz w:val="15"/>
+              <w:szCs w:val="15"/>
+            </w:rPr>
+            <w:fldChar w:fldCharType="separate"/>
+          </w:r>
+          <w:r>
+            <w:rPr>
+              <w:rFonts w:ascii="Avenir Next" w:hAnsi="Avenir Next" w:cs="Avenir Next" w:eastAsia="Avenir Next"/>
+              <w:color w:val="5A5F66"/>
+              <w:sz w:val="15"/>
+              <w:szCs w:val="15"/>
+            </w:rPr>
+            <w:t xml:space="preserve">1</w:t>
+          </w:r>
+          <w:r>
+            <w:rPr>
+              <w:rFonts w:ascii="Avenir Next" w:hAnsi="Avenir Next" w:cs="Avenir Next" w:eastAsia="Avenir Next"/>
+              <w:color w:val="5A5F66"/>
+              <w:sz w:val="15"/>
+              <w:szCs w:val="15"/>
+            </w:rPr>
+            <w:fldChar w:fldCharType="end"/>
+          </w:r>
+          <w:r>
+            <w:rPr>
+              <w:rFonts w:ascii="Avenir Next" w:hAnsi="Avenir Next" w:cs="Avenir Next" w:eastAsia="Avenir Next"/>
+              <w:color w:val="5A5F66"/>
+              <w:sz w:val="15"/>
+              <w:szCs w:val="15"/>
+            </w:rPr>
+            <w:t xml:space="preserve"> of </w:t>
+          </w:r>
+          <w:r>
+            <w:rPr>
+              <w:rFonts w:ascii="Avenir Next" w:hAnsi="Avenir Next" w:cs="Avenir Next" w:eastAsia="Avenir Next"/>
+              <w:color w:val="5A5F66"/>
+              <w:sz w:val="15"/>
+              <w:szCs w:val="15"/>
+            </w:rPr>
+            <w:fldChar w:fldCharType="begin"/>
+          </w:r>
+          <w:r>
+            <w:rPr>
+              <w:rFonts w:ascii="Avenir Next" w:hAnsi="Avenir Next" w:cs="Avenir Next" w:eastAsia="Avenir Next"/>
+              <w:color w:val="5A5F66"/>
+              <w:sz w:val="15"/>
+              <w:szCs w:val="15"/>
+            </w:rPr>
+            <w:instrText xml:space="preserve"> NUMPAGES </w:instrText>
+          </w:r>
+          <w:r>
+            <w:rPr>
+              <w:rFonts w:ascii="Avenir Next" w:hAnsi="Avenir Next" w:cs="Avenir Next" w:eastAsia="Avenir Next"/>
+              <w:color w:val="5A5F66"/>
+              <w:sz w:val="15"/>
+              <w:szCs w:val="15"/>
+            </w:rPr>
+            <w:fldChar w:fldCharType="separate"/>
+          </w:r>
+          <w:r>
+            <w:rPr>
+              <w:rFonts w:ascii="Avenir Next" w:hAnsi="Avenir Next" w:cs="Avenir Next" w:eastAsia="Avenir Next"/>
+              <w:color w:val="5A5F66"/>
+              <w:sz w:val="15"/>
+              <w:szCs w:val="15"/>
+            </w:rPr>
+            <w:t xml:space="preserve">1</w:t>
+          </w:r>
+          <w:r>
+            <w:rPr>
+              <w:rFonts w:ascii="Avenir Next" w:hAnsi="Avenir Next" w:cs="Avenir Next" w:eastAsia="Avenir Next"/>
+              <w:color w:val="5A5F66"/>
+              <w:sz w:val="15"/>
+              <w:szCs w:val="15"/>
+            </w:rPr>
+            <w:fldChar w:fldCharType="end"/>
           </w:r>
         </w:p>
       </w:tc>
@@ -4036,5 +4136,23 @@
       </w:tblCellMar>
     </w:tblPr>
   </w:style>
+  <w:style w:type="paragraph" w:styleId="Heading1">
+    <w:name w:val="heading 1"/>
+    <w:basedOn w:val="Normal"/>
+    <w:pPr>
+      <w:outlineLvl w:val="0"/>
+      <w:keepNext w:val="0"/>
+      <w:keepLines w:val="0"/>
+    </w:pPr>
+  </w:style>
+  <w:style w:type="paragraph" w:styleId="Heading2">
+    <w:name w:val="heading 2"/>
+    <w:basedOn w:val="Normal"/>
+    <w:pPr>
+      <w:outlineLvl w:val="1"/>
+      <w:keepNext w:val="0"/>
+      <w:keepLines w:val="0"/>
+    </w:pPr>
+  </w:style>
 </w:styles>
 </file>